--- a/backend/tests/fixtures/word/bilingual-contract.docx
+++ b/backend/tests/fixtures/word/bilingual-contract.docx
@@ -339,7 +339,17 @@
                 <w:rtl w:val="false"/>
                 <w:lang w:val="en-US" w:bidi="ar-SA"/>
               </w:rPr>
-              <w:t xml:space="preserve">legal@example.com.</w:t>
+              <w:t xml:space="preserve">legal@example.com</w:t>
+            </w:r>
+            <w:r>
+              <w:rPr>
+                <w:rFonts w:ascii="Arial" w:cs="Arial" w:eastAsia="Arial" w:hAnsi="Arial"/>
+                <w:sz w:val="24"/>
+                <w:szCs w:val="24"/>
+                <w:rtl/>
+                <w:lang w:val="en-US" w:bidi="ar-SA"/>
+              </w:rPr>
+              <w:t xml:space="preserve">.</w:t>
             </w:r>
           </w:p>
         </w:tc>
